--- a/INSTALL_WINDOWS.docx
+++ b/INSTALL_WINDOWS.docx
@@ -1171,7 +1171,7 @@
         <w:rPr>
           <w:rStyle w:val="VerbatimChar"/>
         </w:rPr>
-        <w:t xml:space="preserve">python dvd_identifier_fluent.py</w:t>
+        <w:t xml:space="preserve">python -m audio_fingerprint.gui</w:t>
       </w:r>
     </w:p>
     <w:p>

--- a/INSTALL_WINDOWS.docx
+++ b/INSTALL_WINDOWS.docx
@@ -2,13 +2,13 @@
 <file path=word/document.xml><?xml version="1.0" encoding="utf-8"?>
 <w:document xmlns:w="http://schemas.openxmlformats.org/wordprocessingml/2006/main" xmlns:m="http://schemas.openxmlformats.org/officeDocument/2006/math" xmlns:r="http://schemas.openxmlformats.org/officeDocument/2006/relationships" xmlns:o="urn:schemas-microsoft-com:office:office" xmlns:v="urn:schemas-microsoft-com:vml" xmlns:w10="urn:schemas-microsoft-com:office:word" xmlns:a="http://schemas.openxmlformats.org/drawingml/2006/main" xmlns:pic="http://schemas.openxmlformats.org/drawingml/2006/picture" xmlns:wp="http://schemas.openxmlformats.org/drawingml/2006/wordprocessingDrawing">
   <w:body>
-    <w:bookmarkStart w:id="34" w:name="X0786291bc046ba63ef486064f7412db17dd4473"/>
+    <w:bookmarkStart w:id="34" w:name="installing-episodesleuth-on-windows"/>
     <w:p>
       <w:pPr>
         <w:pStyle w:val="Heading1"/>
       </w:pPr>
       <w:r>
-        <w:t xml:space="preserve">Installing the DVD Episode Identifier on Windows</w:t>
+        <w:t xml:space="preserve">Installing EpisodeSleuth on Windows</w:t>
       </w:r>
     </w:p>
     <w:p>
@@ -16,19 +16,35 @@
         <w:pStyle w:val="FirstParagraph"/>
       </w:pPr>
       <w:r>
-        <w:t xml:space="preserve">This guide walks you through setting up everything the phonetic dialogue</w:t>
-      </w:r>
-      <w:r>
-        <w:t xml:space="preserve"> </w:t>
-      </w:r>
-      <w:r>
-        <w:t xml:space="preserve">fingerprinting system needs on a Windows machine. No programming experience</w:t>
-      </w:r>
-      <w:r>
-        <w:t xml:space="preserve"> </w:t>
-      </w:r>
-      <w:r>
-        <w:t xml:space="preserve">required.</w:t>
+        <w:t xml:space="preserve">This guide walks you through setting up everything</w:t>
+      </w:r>
+      <w:r>
+        <w:t xml:space="preserve"> </w:t>
+      </w:r>
+      <w:r>
+        <w:rPr>
+          <w:bCs/>
+          <w:b/>
+        </w:rPr>
+        <w:t xml:space="preserve">EpisodeSleuth</w:t>
+      </w:r>
+      <w:r>
+        <w:t xml:space="preserve"> </w:t>
+      </w:r>
+      <w:r>
+        <w:t xml:space="preserve">(the</w:t>
+      </w:r>
+      <w:r>
+        <w:t xml:space="preserve"> </w:t>
+      </w:r>
+      <w:r>
+        <w:t xml:space="preserve">phonetic dialogue fingerprinting system) needs on a Windows machine. No</w:t>
+      </w:r>
+      <w:r>
+        <w:t xml:space="preserve"> </w:t>
+      </w:r>
+      <w:r>
+        <w:t xml:space="preserve">programming experience required.</w:t>
       </w:r>
     </w:p>
     <w:p>
@@ -492,7 +508,7 @@
         <w:t xml:space="preserve">“</w:t>
       </w:r>
       <w:r>
-        <w:t xml:space="preserve">DVD Episode Identifier</w:t>
+        <w:t xml:space="preserve">EpisodeSleuth</w:t>
       </w:r>
       <w:r>
         <w:t xml:space="preserve">”</w:t>
@@ -1150,7 +1166,23 @@
         <w:t xml:space="preserve"> </w:t>
       </w:r>
       <w:r>
-        <w:t xml:space="preserve">double-click</w:t>
+        <w:t xml:space="preserve">double-click the</w:t>
+      </w:r>
+      <w:r>
+        <w:t xml:space="preserve"> </w:t>
+      </w:r>
+      <w:r>
+        <w:rPr>
+          <w:bCs/>
+          <w:b/>
+        </w:rPr>
+        <w:t xml:space="preserve">EpisodeSleuth</w:t>
+      </w:r>
+      <w:r>
+        <w:t xml:space="preserve"> </w:t>
+      </w:r>
+      <w:r>
+        <w:t xml:space="preserve">shortcut (or</w:t>
       </w:r>
       <w:r>
         <w:t xml:space="preserve"> </w:t>
@@ -1162,7 +1194,13 @@
         <w:t xml:space="preserve">fluent_launcher.bat</w:t>
       </w:r>
       <w:r>
-        <w:t xml:space="preserve">, or run</w:t>
+        <w:t xml:space="preserve">),</w:t>
+      </w:r>
+      <w:r>
+        <w:t xml:space="preserve"> </w:t>
+      </w:r>
+      <w:r>
+        <w:t xml:space="preserve">or run</w:t>
       </w:r>
       <w:r>
         <w:t xml:space="preserve"> </w:t>
@@ -1196,7 +1234,7 @@
         <w:rPr>
           <w:rStyle w:val="VerbatimChar"/>
         </w:rPr>
-        <w:t xml:space="preserve">python identify_dvd_episodes.py --dir "C:\path\to\dvd_rips"</w:t>
+        <w:t xml:space="preserve">python -m audio_fingerprint.cli.identify --dir "C:\path\to\dvd_rips"</w:t>
       </w:r>
     </w:p>
     <w:p>

--- a/INSTALL_WINDOWS.docx
+++ b/INSTALL_WINDOWS.docx
@@ -2,7 +2,7 @@
 <file path=word/document.xml><?xml version="1.0" encoding="utf-8"?>
 <w:document xmlns:w="http://schemas.openxmlformats.org/wordprocessingml/2006/main" xmlns:m="http://schemas.openxmlformats.org/officeDocument/2006/math" xmlns:r="http://schemas.openxmlformats.org/officeDocument/2006/relationships" xmlns:o="urn:schemas-microsoft-com:office:office" xmlns:v="urn:schemas-microsoft-com:vml" xmlns:w10="urn:schemas-microsoft-com:office:word" xmlns:a="http://schemas.openxmlformats.org/drawingml/2006/main" xmlns:pic="http://schemas.openxmlformats.org/drawingml/2006/picture" xmlns:wp="http://schemas.openxmlformats.org/drawingml/2006/wordprocessingDrawing">
   <w:body>
-    <w:bookmarkStart w:id="34" w:name="installing-episodesleuth-on-windows"/>
+    <w:bookmarkStart w:id="35" w:name="installing-episodesleuth-on-windows"/>
     <w:p>
       <w:pPr>
         <w:pStyle w:val="Heading1"/>
@@ -90,6 +90,80 @@
       </w:r>
       <w:r>
         <w:t xml:space="preserve">case you prefer to do it yourself.</w:t>
+      </w:r>
+    </w:p>
+    <w:p>
+      <w:pPr>
+        <w:pStyle w:val="BlockText"/>
+      </w:pPr>
+      <w:r>
+        <w:rPr>
+          <w:bCs/>
+          <w:b/>
+        </w:rPr>
+        <w:t xml:space="preserve">Just want a runnable app with no Python at all?</w:t>
+      </w:r>
+      <w:r>
+        <w:t xml:space="preserve"> </w:t>
+      </w:r>
+      <w:r>
+        <w:t xml:space="preserve">Build (or obtain) a</w:t>
+      </w:r>
+      <w:r>
+        <w:t xml:space="preserve"> </w:t>
+      </w:r>
+      <w:r>
+        <w:t xml:space="preserve">standalone executable instead - see</w:t>
+      </w:r>
+      <w:r>
+        <w:t xml:space="preserve"> </w:t>
+      </w:r>
+      <w:hyperlink r:id="rId20">
+        <w:r>
+          <w:rPr>
+            <w:rStyle w:val="Hyperlink"/>
+          </w:rPr>
+          <w:t xml:space="preserve">BUILD_EXECUTABLES.md</w:t>
+        </w:r>
+      </w:hyperlink>
+      <w:r>
+        <w:t xml:space="preserve">. You get a</w:t>
+      </w:r>
+      <w:r>
+        <w:t xml:space="preserve"> </w:t>
+      </w:r>
+      <w:r>
+        <w:rPr>
+          <w:rStyle w:val="VerbatimChar"/>
+        </w:rPr>
+        <w:t xml:space="preserve">dist\EpisodeSleuth\EpisodeSleuth.exe</w:t>
+      </w:r>
+      <w:r>
+        <w:t xml:space="preserve"> </w:t>
+      </w:r>
+      <w:r>
+        <w:t xml:space="preserve">you can double-click; only</w:t>
+      </w:r>
+      <w:r>
+        <w:t xml:space="preserve"> </w:t>
+      </w:r>
+      <w:r>
+        <w:rPr>
+          <w:rStyle w:val="VerbatimChar"/>
+        </w:rPr>
+        <w:t xml:space="preserve">ffmpeg</w:t>
+      </w:r>
+      <w:r>
+        <w:t xml:space="preserve"> </w:t>
+      </w:r>
+      <w:r>
+        <w:t xml:space="preserve">is</w:t>
+      </w:r>
+      <w:r>
+        <w:t xml:space="preserve"> </w:t>
+      </w:r>
+      <w:r>
+        <w:t xml:space="preserve">still needed at run time.</w:t>
       </w:r>
     </w:p>
     <w:p>
@@ -99,7 +173,7 @@
         </w:pict>
       </w:r>
     </w:p>
-    <w:bookmarkStart w:id="22" w:name="what-you-need"/>
+    <w:bookmarkStart w:id="23" w:name="what-you-need"/>
     <w:p>
       <w:pPr>
         <w:pStyle w:val="Heading2"/>
@@ -211,7 +285,7 @@
             <w:r>
               <w:t xml:space="preserve"> </w:t>
             </w:r>
-            <w:hyperlink r:id="rId20">
+            <w:hyperlink r:id="rId21">
               <w:r>
                 <w:rPr>
                   <w:rStyle w:val="Hyperlink"/>
@@ -273,7 +347,7 @@
             <w:r>
               <w:t xml:space="preserve"> </w:t>
             </w:r>
-            <w:hyperlink r:id="rId21">
+            <w:hyperlink r:id="rId22">
               <w:r>
                 <w:rPr>
                   <w:rStyle w:val="Hyperlink"/>
@@ -388,8 +462,8 @@
         </w:pict>
       </w:r>
     </w:p>
-    <w:bookmarkEnd w:id="22"/>
-    <w:bookmarkStart w:id="23" w:name="option-a-automatic-recommended"/>
+    <w:bookmarkEnd w:id="23"/>
+    <w:bookmarkStart w:id="24" w:name="option-a-automatic-recommended"/>
     <w:p>
       <w:pPr>
         <w:pStyle w:val="Heading2"/>
@@ -764,8 +838,8 @@
         </w:pict>
       </w:r>
     </w:p>
-    <w:bookmarkEnd w:id="23"/>
-    <w:bookmarkStart w:id="29" w:name="option-b-manual-step-by-step"/>
+    <w:bookmarkEnd w:id="24"/>
+    <w:bookmarkStart w:id="30" w:name="option-b-manual-step-by-step"/>
     <w:p>
       <w:pPr>
         <w:pStyle w:val="Heading2"/>
@@ -774,7 +848,7 @@
         <w:t xml:space="preserve">Option B: Manual step-by-step</w:t>
       </w:r>
     </w:p>
-    <w:bookmarkStart w:id="24" w:name="install-python-3"/>
+    <w:bookmarkStart w:id="25" w:name="install-python-3"/>
     <w:p>
       <w:pPr>
         <w:pStyle w:val="Heading3"/>
@@ -793,7 +867,7 @@
       <w:r>
         <w:t xml:space="preserve"> </w:t>
       </w:r>
-      <w:hyperlink r:id="rId20">
+      <w:hyperlink r:id="rId21">
         <w:r>
           <w:rPr>
             <w:rStyle w:val="Hyperlink"/>
@@ -862,8 +936,8 @@
         <w:t xml:space="preserve">python --version</w:t>
       </w:r>
     </w:p>
-    <w:bookmarkEnd w:id="24"/>
-    <w:bookmarkStart w:id="25" w:name="install-ffmpeg"/>
+    <w:bookmarkEnd w:id="25"/>
+    <w:bookmarkStart w:id="26" w:name="install-ffmpeg"/>
     <w:p>
       <w:pPr>
         <w:pStyle w:val="Heading3"/>
@@ -907,7 +981,7 @@
       <w:r>
         <w:t xml:space="preserve"> </w:t>
       </w:r>
-      <w:hyperlink r:id="rId21">
+      <w:hyperlink r:id="rId22">
         <w:r>
           <w:rPr>
             <w:rStyle w:val="Hyperlink"/>
@@ -959,8 +1033,8 @@
         <w:t xml:space="preserve">ffmpeg -version</w:t>
       </w:r>
     </w:p>
-    <w:bookmarkEnd w:id="25"/>
-    <w:bookmarkStart w:id="26" w:name="install-python-packages"/>
+    <w:bookmarkEnd w:id="26"/>
+    <w:bookmarkStart w:id="27" w:name="install-python-packages"/>
     <w:p>
       <w:pPr>
         <w:pStyle w:val="Heading3"/>
@@ -1002,8 +1076,8 @@
         <w:t xml:space="preserve">Double Metaphone (phonetic encoding), and other dependencies.</w:t>
       </w:r>
     </w:p>
-    <w:bookmarkEnd w:id="26"/>
-    <w:bookmarkStart w:id="28" w:name="download-the-vosk-speech-model"/>
+    <w:bookmarkEnd w:id="27"/>
+    <w:bookmarkStart w:id="29" w:name="download-the-vosk-speech-model"/>
     <w:p>
       <w:pPr>
         <w:pStyle w:val="Heading3"/>
@@ -1039,7 +1113,7 @@
       <w:r>
         <w:t xml:space="preserve"> </w:t>
       </w:r>
-      <w:hyperlink r:id="rId27">
+      <w:hyperlink r:id="rId28">
         <w:r>
           <w:rPr>
             <w:rStyle w:val="Hyperlink"/>
@@ -1136,9 +1210,9 @@
         </w:pict>
       </w:r>
     </w:p>
-    <w:bookmarkEnd w:id="28"/>
     <w:bookmarkEnd w:id="29"/>
-    <w:bookmarkStart w:id="32" w:name="running-the-app"/>
+    <w:bookmarkEnd w:id="30"/>
+    <w:bookmarkStart w:id="33" w:name="running-the-app"/>
     <w:p>
       <w:pPr>
         <w:pStyle w:val="Heading2"/>
@@ -1247,7 +1321,7 @@
       <w:r>
         <w:t xml:space="preserve"> </w:t>
       </w:r>
-      <w:hyperlink r:id="rId30">
+      <w:hyperlink r:id="rId31">
         <w:r>
           <w:rPr>
             <w:rStyle w:val="Hyperlink"/>
@@ -1264,7 +1338,7 @@
       <w:r>
         <w:t xml:space="preserve"> </w:t>
       </w:r>
-      <w:hyperlink r:id="rId31">
+      <w:hyperlink r:id="rId32">
         <w:r>
           <w:rPr>
             <w:rStyle w:val="Hyperlink"/>
@@ -1286,8 +1360,8 @@
         </w:pict>
       </w:r>
     </w:p>
-    <w:bookmarkEnd w:id="32"/>
-    <w:bookmarkStart w:id="33" w:name="troubleshooting"/>
+    <w:bookmarkEnd w:id="33"/>
+    <w:bookmarkStart w:id="34" w:name="troubleshooting"/>
     <w:p>
       <w:pPr>
         <w:pStyle w:val="Heading2"/>
@@ -1521,8 +1595,8 @@
         </w:tc>
       </w:tr>
     </w:tbl>
-    <w:bookmarkEnd w:id="33"/>
     <w:bookmarkEnd w:id="34"/>
+    <w:bookmarkEnd w:id="35"/>
     <w:sectPr/>
   </w:body>
 </w:document>

--- a/INSTALL_WINDOWS.docx
+++ b/INSTALL_WINDOWS.docx
@@ -2,7 +2,7 @@
 <file path=word/document.xml><?xml version="1.0" encoding="utf-8"?>
 <w:document xmlns:w="http://schemas.openxmlformats.org/wordprocessingml/2006/main" xmlns:m="http://schemas.openxmlformats.org/officeDocument/2006/math" xmlns:r="http://schemas.openxmlformats.org/officeDocument/2006/relationships" xmlns:o="urn:schemas-microsoft-com:office:office" xmlns:v="urn:schemas-microsoft-com:vml" xmlns:w10="urn:schemas-microsoft-com:office:word" xmlns:a="http://schemas.openxmlformats.org/drawingml/2006/main" xmlns:pic="http://schemas.openxmlformats.org/drawingml/2006/picture" xmlns:wp="http://schemas.openxmlformats.org/drawingml/2006/wordprocessingDrawing">
   <w:body>
-    <w:bookmarkStart w:id="35" w:name="installing-episodesleuth-on-windows"/>
+    <w:bookmarkStart w:id="38" w:name="installing-episodesleuth-on-windows"/>
     <w:p>
       <w:pPr>
         <w:pStyle w:val="Heading1"/>
@@ -16,7 +16,7 @@
         <w:pStyle w:val="FirstParagraph"/>
       </w:pPr>
       <w:r>
-        <w:t xml:space="preserve">This guide walks you through setting up everything</w:t>
+        <w:t xml:space="preserve">This guide covers installing</w:t>
       </w:r>
       <w:r>
         <w:t xml:space="preserve"> </w:t>
@@ -32,37 +32,227 @@
         <w:t xml:space="preserve"> </w:t>
       </w:r>
       <w:r>
-        <w:t xml:space="preserve">(the</w:t>
-      </w:r>
-      <w:r>
-        <w:t xml:space="preserve"> </w:t>
-      </w:r>
-      <w:r>
-        <w:t xml:space="preserve">phonetic dialogue fingerprinting system) needs on a Windows machine. No</w:t>
-      </w:r>
-      <w:r>
-        <w:t xml:space="preserve"> </w:t>
-      </w:r>
-      <w:r>
-        <w:t xml:space="preserve">programming experience required.</w:t>
-      </w:r>
-    </w:p>
+        <w:t xml:space="preserve">(the phonetic dialogue</w:t>
+      </w:r>
+      <w:r>
+        <w:t xml:space="preserve"> </w:t>
+      </w:r>
+      <w:r>
+        <w:t xml:space="preserve">fingerprinting system) on a Windows machine. No programming experience</w:t>
+      </w:r>
+      <w:r>
+        <w:t xml:space="preserve"> </w:t>
+      </w:r>
+      <w:r>
+        <w:t xml:space="preserve">required.</w:t>
+      </w:r>
+    </w:p>
+    <w:p>
+      <w:pPr>
+        <w:pStyle w:val="BodyText"/>
+      </w:pPr>
+      <w:r>
+        <w:t xml:space="preserve">There are two ways to install, from easiest to most involved:</w:t>
+      </w:r>
+    </w:p>
+    <w:tbl>
+      <w:tblPr>
+        <w:tblStyle w:val="Table"/>
+        <w:tblW w:type="pct" w:w="5000"/>
+        <w:tblLook w:firstRow="1" w:lastRow="0" w:firstColumn="0" w:lastColumn="0" w:noHBand="0" w:noVBand="0" w:val="0020"/>
+      </w:tblPr>
+      <w:tblGrid>
+        <w:gridCol w:w="1920"/>
+        <w:gridCol w:w="2400"/>
+        <w:gridCol w:w="3600"/>
+      </w:tblGrid>
+      <w:tr>
+        <w:trPr>
+          <w:tblHeader w:val="true"/>
+        </w:trPr>
+        <w:tc>
+          <w:tcPr/>
+          <w:p>
+            <w:pPr>
+              <w:pStyle w:val="Compact"/>
+              <w:jc w:val="left"/>
+            </w:pPr>
+            <w:r>
+              <w:t xml:space="preserve">Option</w:t>
+            </w:r>
+          </w:p>
+        </w:tc>
+        <w:tc>
+          <w:tcPr/>
+          <w:p>
+            <w:pPr>
+              <w:pStyle w:val="Compact"/>
+              <w:jc w:val="left"/>
+            </w:pPr>
+            <w:r>
+              <w:t xml:space="preserve">Best for</w:t>
+            </w:r>
+          </w:p>
+        </w:tc>
+        <w:tc>
+          <w:tcPr/>
+          <w:p>
+            <w:pPr>
+              <w:pStyle w:val="Compact"/>
+              <w:jc w:val="center"/>
+            </w:pPr>
+            <w:r>
+              <w:t xml:space="preserve">Needs Python?</w:t>
+            </w:r>
+          </w:p>
+        </w:tc>
+      </w:tr>
+      <w:tr>
+        <w:tc>
+          <w:tcPr/>
+          <w:p>
+            <w:pPr>
+              <w:pStyle w:val="Compact"/>
+              <w:jc w:val="left"/>
+            </w:pPr>
+            <w:r>
+              <w:rPr>
+                <w:bCs/>
+                <w:b/>
+              </w:rPr>
+              <w:t xml:space="preserve">A. Standalone package (recommended)</w:t>
+            </w:r>
+          </w:p>
+        </w:tc>
+        <w:tc>
+          <w:tcPr/>
+          <w:p>
+            <w:pPr>
+              <w:pStyle w:val="Compact"/>
+              <w:jc w:val="left"/>
+            </w:pPr>
+            <w:r>
+              <w:t xml:space="preserve">Just running the app</w:t>
+            </w:r>
+          </w:p>
+        </w:tc>
+        <w:tc>
+          <w:tcPr/>
+          <w:p>
+            <w:pPr>
+              <w:pStyle w:val="Compact"/>
+              <w:jc w:val="center"/>
+            </w:pPr>
+            <w:r>
+              <w:t xml:space="preserve">No</w:t>
+            </w:r>
+          </w:p>
+        </w:tc>
+      </w:tr>
+      <w:tr>
+        <w:tc>
+          <w:tcPr/>
+          <w:p>
+            <w:pPr>
+              <w:pStyle w:val="Compact"/>
+              <w:jc w:val="left"/>
+            </w:pPr>
+            <w:r>
+              <w:rPr>
+                <w:bCs/>
+                <w:b/>
+              </w:rPr>
+              <w:t xml:space="preserve">B. Source install</w:t>
+            </w:r>
+            <w:r>
+              <w:t xml:space="preserve"> </w:t>
+            </w:r>
+            <w:r>
+              <w:t xml:space="preserve">(</w:t>
+            </w:r>
+            <w:r>
+              <w:rPr>
+                <w:rStyle w:val="VerbatimChar"/>
+              </w:rPr>
+              <w:t xml:space="preserve">install.bat</w:t>
+            </w:r>
+            <w:r>
+              <w:t xml:space="preserve">)</w:t>
+            </w:r>
+          </w:p>
+        </w:tc>
+        <w:tc>
+          <w:tcPr/>
+          <w:p>
+            <w:pPr>
+              <w:pStyle w:val="Compact"/>
+              <w:jc w:val="left"/>
+            </w:pPr>
+            <w:r>
+              <w:t xml:space="preserve">Developers, or running from source</w:t>
+            </w:r>
+          </w:p>
+        </w:tc>
+        <w:tc>
+          <w:tcPr/>
+          <w:p>
+            <w:pPr>
+              <w:pStyle w:val="Compact"/>
+              <w:jc w:val="center"/>
+            </w:pPr>
+            <w:r>
+              <w:t xml:space="preserve">Yes</w:t>
+            </w:r>
+          </w:p>
+        </w:tc>
+      </w:tr>
+    </w:tbl>
     <w:p>
       <w:pPr>
         <w:pStyle w:val="BlockText"/>
       </w:pPr>
+      <w:r>
+        <w:t xml:space="preserve">The only external tool the standalone app still needs at run time is</w:t>
+      </w:r>
+      <w:r>
+        <w:t xml:space="preserve"> </w:t>
+      </w:r>
       <w:r>
         <w:rPr>
           <w:bCs/>
           <w:b/>
         </w:rPr>
-        <w:t xml:space="preserve">In a hurry?</w:t>
-      </w:r>
-      <w:r>
-        <w:t xml:space="preserve"> </w:t>
-      </w:r>
-      <w:r>
-        <w:t xml:space="preserve">Just double-click</w:t>
+        <w:t xml:space="preserve">FFmpeg</w:t>
+      </w:r>
+      <w:r>
+        <w:t xml:space="preserve"> </w:t>
+      </w:r>
+      <w:r>
+        <w:t xml:space="preserve">(for decoding audio). Installing it is one command - see below.</w:t>
+      </w:r>
+    </w:p>
+    <w:p>
+      <w:r>
+        <w:pict>
+          <v:rect style="width:0;height:1.5pt" o:hralign="center" o:hrstd="t" o:hr="t"/>
+        </w:pict>
+      </w:r>
+    </w:p>
+    <w:bookmarkStart w:id="22" w:name="Xf2d57808a7dd1a0d783b44a57fd45d8d15041c5"/>
+    <w:p>
+      <w:pPr>
+        <w:pStyle w:val="Heading2"/>
+      </w:pPr>
+      <w:r>
+        <w:t xml:space="preserve">Option A: Standalone package (recommended, no Python)</w:t>
+      </w:r>
+    </w:p>
+    <w:p>
+      <w:pPr>
+        <w:pStyle w:val="FirstParagraph"/>
+      </w:pPr>
+      <w:r>
+        <w:t xml:space="preserve">This is the simplest path. You get a self-contained app - no Python, no</w:t>
       </w:r>
       <w:r>
         <w:t xml:space="preserve"> </w:t>
@@ -71,49 +261,65 @@
         <w:rPr>
           <w:rStyle w:val="VerbatimChar"/>
         </w:rPr>
-        <w:t xml:space="preserve">install.bat</w:t>
-      </w:r>
-      <w:r>
-        <w:t xml:space="preserve"> </w:t>
-      </w:r>
-      <w:r>
-        <w:t xml:space="preserve">- it runs the automated</w:t>
-      </w:r>
-      <w:r>
-        <w:t xml:space="preserve"> </w:t>
-      </w:r>
-      <w:r>
-        <w:t xml:space="preserve">setup script which handles everything below. The manual steps are here in</w:t>
-      </w:r>
-      <w:r>
-        <w:t xml:space="preserve"> </w:t>
-      </w:r>
-      <w:r>
-        <w:t xml:space="preserve">case you prefer to do it yourself.</w:t>
-      </w:r>
-    </w:p>
-    <w:p>
-      <w:pPr>
-        <w:pStyle w:val="BlockText"/>
-      </w:pPr>
-      <w:r>
-        <w:rPr>
+        <w:t xml:space="preserve">pip</w:t>
+      </w:r>
+      <w:r>
+        <w:t xml:space="preserve">,</w:t>
+      </w:r>
+      <w:r>
+        <w:t xml:space="preserve"> </w:t>
+      </w:r>
+      <w:r>
+        <w:t xml:space="preserve">no virtual environment.</w:t>
+      </w:r>
+    </w:p>
+    <w:p>
+      <w:pPr>
+        <w:numPr>
+          <w:ilvl w:val="0"/>
+          <w:numId w:val="1001"/>
+        </w:numPr>
+      </w:pPr>
+      <w:r>
+        <w:t xml:space="preserve">Get</w:t>
+      </w:r>
+      <w:r>
+        <w:t xml:space="preserve"> </w:t>
+      </w:r>
+      <w:r>
+        <w:rPr>
+          <w:rStyle w:val="VerbatimChar"/>
           <w:bCs/>
           <w:b/>
         </w:rPr>
-        <w:t xml:space="preserve">Just want a runnable app with no Python at all?</w:t>
-      </w:r>
-      <w:r>
-        <w:t xml:space="preserve"> </w:t>
-      </w:r>
-      <w:r>
-        <w:t xml:space="preserve">Build (or obtain) a</w:t>
-      </w:r>
-      <w:r>
-        <w:t xml:space="preserve"> </w:t>
-      </w:r>
-      <w:r>
-        <w:t xml:space="preserve">standalone executable instead - see</w:t>
+        <w:t xml:space="preserve">EpisodeSleuth-&lt;version&gt;-windows-x64.zip</w:t>
+      </w:r>
+      <w:r>
+        <w:t xml:space="preserve"> </w:t>
+      </w:r>
+      <w:r>
+        <w:t xml:space="preserve">(from the project’s</w:t>
+      </w:r>
+      <w:r>
+        <w:t xml:space="preserve"> </w:t>
+      </w:r>
+      <w:r>
+        <w:t xml:space="preserve">Releases, or build it yourself with</w:t>
+      </w:r>
+      <w:r>
+        <w:t xml:space="preserve"> </w:t>
+      </w:r>
+      <w:r>
+        <w:rPr>
+          <w:rStyle w:val="VerbatimChar"/>
+        </w:rPr>
+        <w:t xml:space="preserve">package_windows.ps1</w:t>
+      </w:r>
+      <w:r>
+        <w:t xml:space="preserve"> </w:t>
+      </w:r>
+      <w:r>
+        <w:t xml:space="preserve">- see</w:t>
       </w:r>
       <w:r>
         <w:t xml:space="preserve"> </w:t>
@@ -127,7 +333,61 @@
         </w:r>
       </w:hyperlink>
       <w:r>
-        <w:t xml:space="preserve">. You get a</w:t>
+        <w:t xml:space="preserve">).</w:t>
+      </w:r>
+    </w:p>
+    <w:p>
+      <w:pPr>
+        <w:numPr>
+          <w:ilvl w:val="0"/>
+          <w:numId w:val="1001"/>
+        </w:numPr>
+      </w:pPr>
+      <w:r>
+        <w:rPr>
+          <w:bCs/>
+          <w:b/>
+        </w:rPr>
+        <w:t xml:space="preserve">Right-click the .zip -&gt; Extract All…</w:t>
+      </w:r>
+      <w:r>
+        <w:t xml:space="preserve"> </w:t>
+      </w:r>
+      <w:r>
+        <w:t xml:space="preserve">to a folder of your choice.</w:t>
+      </w:r>
+    </w:p>
+    <w:p>
+      <w:pPr>
+        <w:numPr>
+          <w:ilvl w:val="0"/>
+          <w:numId w:val="1001"/>
+        </w:numPr>
+      </w:pPr>
+      <w:r>
+        <w:t xml:space="preserve">Open the extracted folder. You now have two choices:</w:t>
+      </w:r>
+    </w:p>
+    <w:p>
+      <w:pPr>
+        <w:numPr>
+          <w:ilvl w:val="1"/>
+          <w:numId w:val="1002"/>
+        </w:numPr>
+        <w:pStyle w:val="Compact"/>
+      </w:pPr>
+      <w:r>
+        <w:rPr>
+          <w:bCs/>
+          <w:b/>
+        </w:rPr>
+        <w:t xml:space="preserve">Just run it:</w:t>
+      </w:r>
+      <w:r>
+        <w:t xml:space="preserve"> </w:t>
+      </w:r>
+      <w:r>
+        <w:t xml:space="preserve">open the</w:t>
       </w:r>
       <w:r>
         <w:t xml:space="preserve"> </w:t>
@@ -136,13 +396,13 @@
         <w:rPr>
           <w:rStyle w:val="VerbatimChar"/>
         </w:rPr>
-        <w:t xml:space="preserve">dist\EpisodeSleuth\EpisodeSleuth.exe</w:t>
-      </w:r>
-      <w:r>
-        <w:t xml:space="preserve"> </w:t>
-      </w:r>
-      <w:r>
-        <w:t xml:space="preserve">you can double-click; only</w:t>
+        <w:t xml:space="preserve">EpisodeSleuth</w:t>
+      </w:r>
+      <w:r>
+        <w:t xml:space="preserve"> </w:t>
+      </w:r>
+      <w:r>
+        <w:t xml:space="preserve">folder and double-click</w:t>
       </w:r>
       <w:r>
         <w:t xml:space="preserve"> </w:t>
@@ -150,20 +410,330 @@
       <w:r>
         <w:rPr>
           <w:rStyle w:val="VerbatimChar"/>
-        </w:rPr>
-        <w:t xml:space="preserve">ffmpeg</w:t>
-      </w:r>
-      <w:r>
-        <w:t xml:space="preserve"> </w:t>
-      </w:r>
-      <w:r>
-        <w:t xml:space="preserve">is</w:t>
-      </w:r>
-      <w:r>
-        <w:t xml:space="preserve"> </w:t>
-      </w:r>
-      <w:r>
-        <w:t xml:space="preserve">still needed at run time.</w:t>
+          <w:bCs/>
+          <w:b/>
+        </w:rPr>
+        <w:t xml:space="preserve">EpisodeSleuth.exe</w:t>
+      </w:r>
+      <w:r>
+        <w:t xml:space="preserve">. That’s it.</w:t>
+      </w:r>
+    </w:p>
+    <w:p>
+      <w:pPr>
+        <w:numPr>
+          <w:ilvl w:val="1"/>
+          <w:numId w:val="1002"/>
+        </w:numPr>
+        <w:pStyle w:val="Compact"/>
+      </w:pPr>
+      <w:r>
+        <w:rPr>
+          <w:bCs/>
+          <w:b/>
+        </w:rPr>
+        <w:t xml:space="preserve">Install with shortcuts:</w:t>
+      </w:r>
+      <w:r>
+        <w:t xml:space="preserve"> </w:t>
+      </w:r>
+      <w:r>
+        <w:t xml:space="preserve">double-click</w:t>
+      </w:r>
+      <w:r>
+        <w:t xml:space="preserve"> </w:t>
+      </w:r>
+      <w:r>
+        <w:rPr>
+          <w:rStyle w:val="VerbatimChar"/>
+          <w:bCs/>
+          <w:b/>
+        </w:rPr>
+        <w:t xml:space="preserve">Install-EpisodeSleuth.bat</w:t>
+      </w:r>
+      <w:r>
+        <w:t xml:space="preserve">.</w:t>
+      </w:r>
+      <w:r>
+        <w:t xml:space="preserve"> </w:t>
+      </w:r>
+      <w:r>
+        <w:t xml:space="preserve">Run it normally to install for the current user, or right-click -&gt;</w:t>
+      </w:r>
+      <w:r>
+        <w:t xml:space="preserve"> </w:t>
+      </w:r>
+      <w:r>
+        <w:rPr>
+          <w:bCs/>
+          <w:b/>
+        </w:rPr>
+        <w:t xml:space="preserve">Run as administrator</w:t>
+      </w:r>
+      <w:r>
+        <w:t xml:space="preserve"> </w:t>
+      </w:r>
+      <w:r>
+        <w:t xml:space="preserve">to install for all users. It copies the app into</w:t>
+      </w:r>
+      <w:r>
+        <w:t xml:space="preserve"> </w:t>
+      </w:r>
+      <w:r>
+        <w:t xml:space="preserve">Program Files (or your user folder) and creates Desktop + Start-menu</w:t>
+      </w:r>
+      <w:r>
+        <w:t xml:space="preserve"> </w:t>
+      </w:r>
+      <w:r>
+        <w:t xml:space="preserve">shortcuts.</w:t>
+      </w:r>
+    </w:p>
+    <w:p>
+      <w:pPr>
+        <w:numPr>
+          <w:ilvl w:val="0"/>
+          <w:numId w:val="1001"/>
+        </w:numPr>
+      </w:pPr>
+      <w:r>
+        <w:t xml:space="preserve">Install</w:t>
+      </w:r>
+      <w:r>
+        <w:t xml:space="preserve"> </w:t>
+      </w:r>
+      <w:r>
+        <w:rPr>
+          <w:bCs/>
+          <w:b/>
+        </w:rPr>
+        <w:t xml:space="preserve">FFmpeg</w:t>
+      </w:r>
+      <w:r>
+        <w:t xml:space="preserve"> </w:t>
+      </w:r>
+      <w:r>
+        <w:t xml:space="preserve">(needed to decode audio):</w:t>
+      </w:r>
+    </w:p>
+    <w:p>
+      <w:pPr>
+        <w:numPr>
+          <w:ilvl w:val="0"/>
+          <w:numId w:val="1000"/>
+        </w:numPr>
+        <w:pStyle w:val="SourceCode"/>
+      </w:pPr>
+      <w:r>
+        <w:rPr>
+          <w:rStyle w:val="VerbatimChar"/>
+        </w:rPr>
+        <w:t xml:space="preserve">winget install Gyan.FFmpeg</w:t>
+      </w:r>
+    </w:p>
+    <w:p>
+      <w:pPr>
+        <w:numPr>
+          <w:ilvl w:val="0"/>
+          <w:numId w:val="1001"/>
+        </w:numPr>
+      </w:pPr>
+      <w:r>
+        <w:t xml:space="preserve">On first launch, open the app’s</w:t>
+      </w:r>
+      <w:r>
+        <w:t xml:space="preserve"> </w:t>
+      </w:r>
+      <w:r>
+        <w:rPr>
+          <w:bCs/>
+          <w:b/>
+        </w:rPr>
+        <w:t xml:space="preserve">Settings</w:t>
+      </w:r>
+      <w:r>
+        <w:t xml:space="preserve"> </w:t>
+      </w:r>
+      <w:r>
+        <w:t xml:space="preserve">page and download the offline</w:t>
+      </w:r>
+      <w:r>
+        <w:t xml:space="preserve"> </w:t>
+      </w:r>
+      <w:r>
+        <w:t xml:space="preserve">speech model (unless your package already bundles it).</w:t>
+      </w:r>
+    </w:p>
+    <w:p>
+      <w:pPr>
+        <w:pStyle w:val="BlockText"/>
+      </w:pPr>
+      <w:r>
+        <w:rPr>
+          <w:bCs/>
+          <w:b/>
+        </w:rPr>
+        <w:t xml:space="preserve">SmartScreen warning?</w:t>
+      </w:r>
+      <w:r>
+        <w:t xml:space="preserve"> </w:t>
+      </w:r>
+      <w:r>
+        <w:t xml:space="preserve">Because the app is not code-signed, Windows may show</w:t>
+      </w:r>
+      <w:r>
+        <w:t xml:space="preserve"> </w:t>
+      </w:r>
+      <w:r>
+        <w:t xml:space="preserve">“</w:t>
+      </w:r>
+      <w:r>
+        <w:t xml:space="preserve">Windows protected your PC</w:t>
+      </w:r>
+      <w:r>
+        <w:t xml:space="preserve">”</w:t>
+      </w:r>
+      <w:r>
+        <w:t xml:space="preserve">. Click</w:t>
+      </w:r>
+      <w:r>
+        <w:t xml:space="preserve"> </w:t>
+      </w:r>
+      <w:r>
+        <w:rPr>
+          <w:bCs/>
+          <w:b/>
+        </w:rPr>
+        <w:t xml:space="preserve">More info -&gt; Run anyway</w:t>
+      </w:r>
+      <w:r>
+        <w:t xml:space="preserve">. This is</w:t>
+      </w:r>
+      <w:r>
+        <w:t xml:space="preserve"> </w:t>
+      </w:r>
+      <w:r>
+        <w:t xml:space="preserve">expected for unsigned apps and is safe for a build you trust. See</w:t>
+      </w:r>
+      <w:r>
+        <w:t xml:space="preserve"> </w:t>
+      </w:r>
+      <w:hyperlink r:id="rId21">
+        <w:r>
+          <w:rPr>
+            <w:rStyle w:val="Hyperlink"/>
+          </w:rPr>
+          <w:t xml:space="preserve">BUILD_EXECUTABLES.md</w:t>
+        </w:r>
+      </w:hyperlink>
+      <w:r>
+        <w:t xml:space="preserve"> </w:t>
+      </w:r>
+      <w:r>
+        <w:t xml:space="preserve">for</w:t>
+      </w:r>
+      <w:r>
+        <w:t xml:space="preserve"> </w:t>
+      </w:r>
+      <w:r>
+        <w:t xml:space="preserve">notes on signing.</w:t>
+      </w:r>
+    </w:p>
+    <w:p>
+      <w:pPr>
+        <w:pStyle w:val="FirstParagraph"/>
+      </w:pPr>
+      <w:r>
+        <w:t xml:space="preserve">To uninstall a shortcut install:</w:t>
+      </w:r>
+    </w:p>
+    <w:p>
+      <w:pPr>
+        <w:pStyle w:val="SourceCode"/>
+      </w:pPr>
+      <w:r>
+        <w:rPr>
+          <w:rStyle w:val="NormalTok"/>
+        </w:rPr>
+        <w:t xml:space="preserve">powershell </w:t>
+      </w:r>
+      <w:r>
+        <w:rPr>
+          <w:rStyle w:val="OperatorTok"/>
+        </w:rPr>
+        <w:t xml:space="preserve">-</w:t>
+      </w:r>
+      <w:r>
+        <w:rPr>
+          <w:rStyle w:val="NormalTok"/>
+        </w:rPr>
+        <w:t xml:space="preserve">ExecutionPolicy Bypass </w:t>
+      </w:r>
+      <w:r>
+        <w:rPr>
+          <w:rStyle w:val="OperatorTok"/>
+        </w:rPr>
+        <w:t xml:space="preserve">-</w:t>
+      </w:r>
+      <w:r>
+        <w:rPr>
+          <w:rStyle w:val="NormalTok"/>
+        </w:rPr>
+        <w:t xml:space="preserve">File </w:t>
+      </w:r>
+      <w:r>
+        <w:rPr>
+          <w:rStyle w:val="OperatorTok"/>
+        </w:rPr>
+        <w:t xml:space="preserve">.</w:t>
+      </w:r>
+      <w:r>
+        <w:rPr>
+          <w:rStyle w:val="NormalTok"/>
+        </w:rPr>
+        <w:t xml:space="preserve">\Install</w:t>
+      </w:r>
+      <w:r>
+        <w:rPr>
+          <w:rStyle w:val="OperatorTok"/>
+        </w:rPr>
+        <w:t xml:space="preserve">-</w:t>
+      </w:r>
+      <w:r>
+        <w:rPr>
+          <w:rStyle w:val="NormalTok"/>
+        </w:rPr>
+        <w:t xml:space="preserve">EpisodeSleuth</w:t>
+      </w:r>
+      <w:r>
+        <w:rPr>
+          <w:rStyle w:val="OperatorTok"/>
+        </w:rPr>
+        <w:t xml:space="preserve">.</w:t>
+      </w:r>
+      <w:r>
+        <w:rPr>
+          <w:rStyle w:val="FunctionTok"/>
+        </w:rPr>
+        <w:t xml:space="preserve">ps1</w:t>
+      </w:r>
+      <w:r>
+        <w:rPr>
+          <w:rStyle w:val="NormalTok"/>
+        </w:rPr>
+        <w:t xml:space="preserve"> </w:t>
+      </w:r>
+      <w:r>
+        <w:rPr>
+          <w:rStyle w:val="OperatorTok"/>
+        </w:rPr>
+        <w:t xml:space="preserve">-</w:t>
+      </w:r>
+      <w:r>
+        <w:rPr>
+          <w:rStyle w:val="NormalTok"/>
+        </w:rPr>
+        <w:t xml:space="preserve">Uninstall</w:t>
       </w:r>
     </w:p>
     <w:p>
@@ -173,10 +743,34 @@
         </w:pict>
       </w:r>
     </w:p>
-    <w:bookmarkStart w:id="23" w:name="what-you-need"/>
+    <w:bookmarkEnd w:id="22"/>
+    <w:bookmarkStart w:id="33" w:name="option-b-source-install-developers"/>
     <w:p>
       <w:pPr>
         <w:pStyle w:val="Heading2"/>
+      </w:pPr>
+      <w:r>
+        <w:t xml:space="preserve">Option B: Source install (developers)</w:t>
+      </w:r>
+    </w:p>
+    <w:p>
+      <w:pPr>
+        <w:pStyle w:val="FirstParagraph"/>
+      </w:pPr>
+      <w:r>
+        <w:t xml:space="preserve">Use this if you want to run from source with your own Python, or you are</w:t>
+      </w:r>
+      <w:r>
+        <w:t xml:space="preserve"> </w:t>
+      </w:r>
+      <w:r>
+        <w:t xml:space="preserve">developing EpisodeSleuth.</w:t>
+      </w:r>
+    </w:p>
+    <w:bookmarkStart w:id="25" w:name="what-you-need"/>
+    <w:p>
+      <w:pPr>
+        <w:pStyle w:val="Heading3"/>
       </w:pPr>
       <w:r>
         <w:t xml:space="preserve">What you need</w:t>
@@ -285,7 +879,7 @@
             <w:r>
               <w:t xml:space="preserve"> </w:t>
             </w:r>
-            <w:hyperlink r:id="rId21">
+            <w:hyperlink r:id="rId23">
               <w:r>
                 <w:rPr>
                   <w:rStyle w:val="Hyperlink"/>
@@ -347,7 +941,7 @@
             <w:r>
               <w:t xml:space="preserve"> </w:t>
             </w:r>
-            <w:hyperlink r:id="rId22">
+            <w:hyperlink r:id="rId24">
               <w:r>
                 <w:rPr>
                   <w:rStyle w:val="Hyperlink"/>
@@ -455,28 +1049,21 @@
         </w:tc>
       </w:tr>
     </w:tbl>
-    <w:p>
-      <w:r>
-        <w:pict>
-          <v:rect style="width:0;height:1.5pt" o:hralign="center" o:hrstd="t" o:hr="t"/>
-        </w:pict>
-      </w:r>
-    </w:p>
-    <w:bookmarkEnd w:id="23"/>
-    <w:bookmarkStart w:id="24" w:name="option-a-automatic-recommended"/>
-    <w:p>
-      <w:pPr>
-        <w:pStyle w:val="Heading2"/>
-      </w:pPr>
-      <w:r>
-        <w:t xml:space="preserve">Option A: Automatic (recommended)</w:t>
+    <w:bookmarkEnd w:id="25"/>
+    <w:bookmarkStart w:id="26" w:name="b1-automatic"/>
+    <w:p>
+      <w:pPr>
+        <w:pStyle w:val="Heading3"/>
+      </w:pPr>
+      <w:r>
+        <w:t xml:space="preserve">B1: Automatic</w:t>
       </w:r>
     </w:p>
     <w:p>
       <w:pPr>
         <w:numPr>
           <w:ilvl w:val="0"/>
-          <w:numId w:val="1001"/>
+          <w:numId w:val="1003"/>
         </w:numPr>
         <w:pStyle w:val="Compact"/>
       </w:pPr>
@@ -488,7 +1075,7 @@
       <w:pPr>
         <w:numPr>
           <w:ilvl w:val="0"/>
-          <w:numId w:val="1001"/>
+          <w:numId w:val="1003"/>
         </w:numPr>
         <w:pStyle w:val="Compact"/>
       </w:pPr>
@@ -526,7 +1113,7 @@
       <w:pPr>
         <w:numPr>
           <w:ilvl w:val="0"/>
-          <w:numId w:val="1001"/>
+          <w:numId w:val="1003"/>
         </w:numPr>
         <w:pStyle w:val="Compact"/>
       </w:pPr>
@@ -550,7 +1137,7 @@
       <w:pPr>
         <w:numPr>
           <w:ilvl w:val="0"/>
-          <w:numId w:val="1001"/>
+          <w:numId w:val="1003"/>
         </w:numPr>
         <w:pStyle w:val="Compact"/>
       </w:pPr>
@@ -831,29 +1418,22 @@
         </w:tc>
       </w:tr>
     </w:tbl>
-    <w:p>
-      <w:r>
-        <w:pict>
-          <v:rect style="width:0;height:1.5pt" o:hralign="center" o:hrstd="t" o:hr="t"/>
-        </w:pict>
-      </w:r>
-    </w:p>
-    <w:bookmarkEnd w:id="24"/>
-    <w:bookmarkStart w:id="30" w:name="option-b-manual-step-by-step"/>
-    <w:p>
-      <w:pPr>
-        <w:pStyle w:val="Heading2"/>
-      </w:pPr>
-      <w:r>
-        <w:t xml:space="preserve">Option B: Manual step-by-step</w:t>
-      </w:r>
-    </w:p>
-    <w:bookmarkStart w:id="25" w:name="install-python-3"/>
+    <w:bookmarkEnd w:id="26"/>
+    <w:bookmarkStart w:id="32" w:name="b2-manual-step-by-step"/>
     <w:p>
       <w:pPr>
         <w:pStyle w:val="Heading3"/>
       </w:pPr>
       <w:r>
+        <w:t xml:space="preserve">B2: Manual step-by-step</w:t>
+      </w:r>
+    </w:p>
+    <w:bookmarkStart w:id="27" w:name="install-python-3"/>
+    <w:p>
+      <w:pPr>
+        <w:pStyle w:val="Heading4"/>
+      </w:pPr>
+      <w:r>
         <w:t xml:space="preserve">1. Install Python 3</w:t>
       </w:r>
     </w:p>
@@ -867,7 +1447,7 @@
       <w:r>
         <w:t xml:space="preserve"> </w:t>
       </w:r>
-      <w:hyperlink r:id="rId21">
+      <w:hyperlink r:id="rId23">
         <w:r>
           <w:rPr>
             <w:rStyle w:val="Hyperlink"/>
@@ -936,11 +1516,11 @@
         <w:t xml:space="preserve">python --version</w:t>
       </w:r>
     </w:p>
-    <w:bookmarkEnd w:id="25"/>
-    <w:bookmarkStart w:id="26" w:name="install-ffmpeg"/>
-    <w:p>
-      <w:pPr>
-        <w:pStyle w:val="Heading3"/>
+    <w:bookmarkEnd w:id="27"/>
+    <w:bookmarkStart w:id="28" w:name="install-ffmpeg"/>
+    <w:p>
+      <w:pPr>
+        <w:pStyle w:val="Heading4"/>
       </w:pPr>
       <w:r>
         <w:t xml:space="preserve">2. Install FFmpeg</w:t>
@@ -981,7 +1561,7 @@
       <w:r>
         <w:t xml:space="preserve"> </w:t>
       </w:r>
-      <w:hyperlink r:id="rId22">
+      <w:hyperlink r:id="rId24">
         <w:r>
           <w:rPr>
             <w:rStyle w:val="Hyperlink"/>
@@ -1033,11 +1613,11 @@
         <w:t xml:space="preserve">ffmpeg -version</w:t>
       </w:r>
     </w:p>
-    <w:bookmarkEnd w:id="26"/>
-    <w:bookmarkStart w:id="27" w:name="install-python-packages"/>
-    <w:p>
-      <w:pPr>
-        <w:pStyle w:val="Heading3"/>
+    <w:bookmarkEnd w:id="28"/>
+    <w:bookmarkStart w:id="29" w:name="install-python-packages"/>
+    <w:p>
+      <w:pPr>
+        <w:pStyle w:val="Heading4"/>
       </w:pPr>
       <w:r>
         <w:t xml:space="preserve">3. Install Python packages</w:t>
@@ -1076,11 +1656,11 @@
         <w:t xml:space="preserve">Double Metaphone (phonetic encoding), and other dependencies.</w:t>
       </w:r>
     </w:p>
-    <w:bookmarkEnd w:id="27"/>
-    <w:bookmarkStart w:id="29" w:name="download-the-vosk-speech-model"/>
-    <w:p>
-      <w:pPr>
-        <w:pStyle w:val="Heading3"/>
+    <w:bookmarkEnd w:id="29"/>
+    <w:bookmarkStart w:id="31" w:name="download-the-vosk-speech-model"/>
+    <w:p>
+      <w:pPr>
+        <w:pStyle w:val="Heading4"/>
       </w:pPr>
       <w:r>
         <w:t xml:space="preserve">4. Download the Vosk speech model</w:t>
@@ -1104,7 +1684,7 @@
       <w:pPr>
         <w:numPr>
           <w:ilvl w:val="0"/>
-          <w:numId w:val="1002"/>
+          <w:numId w:val="1004"/>
         </w:numPr>
       </w:pPr>
       <w:r>
@@ -1113,7 +1693,7 @@
       <w:r>
         <w:t xml:space="preserve"> </w:t>
       </w:r>
-      <w:hyperlink r:id="rId28">
+      <w:hyperlink r:id="rId30">
         <w:r>
           <w:rPr>
             <w:rStyle w:val="Hyperlink"/>
@@ -1126,7 +1706,7 @@
       <w:pPr>
         <w:numPr>
           <w:ilvl w:val="0"/>
-          <w:numId w:val="1002"/>
+          <w:numId w:val="1004"/>
         </w:numPr>
       </w:pPr>
       <w:r>
@@ -1146,7 +1726,7 @@
       <w:pPr>
         <w:numPr>
           <w:ilvl w:val="0"/>
-          <w:numId w:val="1002"/>
+          <w:numId w:val="1004"/>
         </w:numPr>
       </w:pPr>
       <w:r>
@@ -1210,9 +1790,10 @@
         </w:pict>
       </w:r>
     </w:p>
-    <w:bookmarkEnd w:id="29"/>
-    <w:bookmarkEnd w:id="30"/>
-    <w:bookmarkStart w:id="33" w:name="running-the-app"/>
+    <w:bookmarkEnd w:id="31"/>
+    <w:bookmarkEnd w:id="32"/>
+    <w:bookmarkEnd w:id="33"/>
+    <w:bookmarkStart w:id="36" w:name="running-the-app"/>
     <w:p>
       <w:pPr>
         <w:pStyle w:val="Heading2"/>
@@ -1225,7 +1806,7 @@
       <w:pPr>
         <w:numPr>
           <w:ilvl w:val="0"/>
-          <w:numId w:val="1003"/>
+          <w:numId w:val="1005"/>
         </w:numPr>
         <w:pStyle w:val="Compact"/>
       </w:pPr>
@@ -1234,7 +1815,7 @@
           <w:bCs/>
           <w:b/>
         </w:rPr>
-        <w:t xml:space="preserve">GUI:</w:t>
+        <w:t xml:space="preserve">Standalone (Option A):</w:t>
       </w:r>
       <w:r>
         <w:t xml:space="preserve"> </w:t>
@@ -1256,7 +1837,7 @@
         <w:t xml:space="preserve"> </w:t>
       </w:r>
       <w:r>
-        <w:t xml:space="preserve">shortcut (or</w:t>
+        <w:t xml:space="preserve">shortcut, or</w:t>
       </w:r>
       <w:r>
         <w:t xml:space="preserve"> </w:t>
@@ -1265,32 +1846,20 @@
         <w:rPr>
           <w:rStyle w:val="VerbatimChar"/>
         </w:rPr>
-        <w:t xml:space="preserve">fluent_launcher.bat</w:t>
-      </w:r>
-      <w:r>
-        <w:t xml:space="preserve">),</w:t>
-      </w:r>
-      <w:r>
-        <w:t xml:space="preserve"> </w:t>
-      </w:r>
-      <w:r>
-        <w:t xml:space="preserve">or run</w:t>
-      </w:r>
-      <w:r>
-        <w:t xml:space="preserve"> </w:t>
-      </w:r>
-      <w:r>
-        <w:rPr>
-          <w:rStyle w:val="VerbatimChar"/>
-        </w:rPr>
-        <w:t xml:space="preserve">python -m audio_fingerprint.gui</w:t>
+        <w:t xml:space="preserve">EpisodeSleuth.exe</w:t>
+      </w:r>
+      <w:r>
+        <w:t xml:space="preserve"> </w:t>
+      </w:r>
+      <w:r>
+        <w:t xml:space="preserve">inside the app folder.</w:t>
       </w:r>
     </w:p>
     <w:p>
       <w:pPr>
         <w:numPr>
           <w:ilvl w:val="0"/>
-          <w:numId w:val="1003"/>
+          <w:numId w:val="1005"/>
         </w:numPr>
         <w:pStyle w:val="Compact"/>
       </w:pPr>
@@ -1299,7 +1868,29 @@
           <w:bCs/>
           <w:b/>
         </w:rPr>
-        <w:t xml:space="preserve">CLI:</w:t>
+        <w:t xml:space="preserve">Source install (Option B) - GUI:</w:t>
+      </w:r>
+      <w:r>
+        <w:t xml:space="preserve"> </w:t>
+      </w:r>
+      <w:r>
+        <w:t xml:space="preserve">double-click the</w:t>
+      </w:r>
+      <w:r>
+        <w:t xml:space="preserve"> </w:t>
+      </w:r>
+      <w:r>
+        <w:rPr>
+          <w:bCs/>
+          <w:b/>
+        </w:rPr>
+        <w:t xml:space="preserve">EpisodeSleuth</w:t>
+      </w:r>
+      <w:r>
+        <w:t xml:space="preserve"> </w:t>
+      </w:r>
+      <w:r>
+        <w:t xml:space="preserve">shortcut, or run</w:t>
       </w:r>
       <w:r>
         <w:t xml:space="preserve"> </w:t>
@@ -1308,6 +1899,31 @@
         <w:rPr>
           <w:rStyle w:val="VerbatimChar"/>
         </w:rPr>
+        <w:t xml:space="preserve">python -m audio_fingerprint.gui</w:t>
+      </w:r>
+    </w:p>
+    <w:p>
+      <w:pPr>
+        <w:numPr>
+          <w:ilvl w:val="0"/>
+          <w:numId w:val="1005"/>
+        </w:numPr>
+        <w:pStyle w:val="Compact"/>
+      </w:pPr>
+      <w:r>
+        <w:rPr>
+          <w:bCs/>
+          <w:b/>
+        </w:rPr>
+        <w:t xml:space="preserve">Source install (Option B) - CLI:</w:t>
+      </w:r>
+      <w:r>
+        <w:t xml:space="preserve"> </w:t>
+      </w:r>
+      <w:r>
+        <w:rPr>
+          <w:rStyle w:val="VerbatimChar"/>
+        </w:rPr>
         <w:t xml:space="preserve">python -m audio_fingerprint.cli.identify --dir "C:\path\to\dvd_rips"</w:t>
       </w:r>
     </w:p>
@@ -1321,7 +1937,7 @@
       <w:r>
         <w:t xml:space="preserve"> </w:t>
       </w:r>
-      <w:hyperlink r:id="rId31">
+      <w:hyperlink r:id="rId34">
         <w:r>
           <w:rPr>
             <w:rStyle w:val="Hyperlink"/>
@@ -1338,7 +1954,7 @@
       <w:r>
         <w:t xml:space="preserve"> </w:t>
       </w:r>
-      <w:hyperlink r:id="rId32">
+      <w:hyperlink r:id="rId35">
         <w:r>
           <w:rPr>
             <w:rStyle w:val="Hyperlink"/>
@@ -1360,8 +1976,8 @@
         </w:pict>
       </w:r>
     </w:p>
-    <w:bookmarkEnd w:id="33"/>
-    <w:bookmarkStart w:id="34" w:name="troubleshooting"/>
+    <w:bookmarkEnd w:id="36"/>
+    <w:bookmarkStart w:id="37" w:name="troubleshooting"/>
     <w:p>
       <w:pPr>
         <w:pStyle w:val="Heading2"/>
@@ -1418,6 +2034,203 @@
               <w:jc w:val="left"/>
             </w:pPr>
             <w:r>
+              <w:t xml:space="preserve">SmartScreen blocks the app</w:t>
+            </w:r>
+          </w:p>
+        </w:tc>
+        <w:tc>
+          <w:tcPr/>
+          <w:p>
+            <w:pPr>
+              <w:pStyle w:val="Compact"/>
+              <w:jc w:val="left"/>
+            </w:pPr>
+            <w:r>
+              <w:t xml:space="preserve">Click</w:t>
+            </w:r>
+            <w:r>
+              <w:t xml:space="preserve"> </w:t>
+            </w:r>
+            <w:r>
+              <w:t xml:space="preserve">“</w:t>
+            </w:r>
+            <w:r>
+              <w:t xml:space="preserve">More info</w:t>
+            </w:r>
+            <w:r>
+              <w:t xml:space="preserve">”</w:t>
+            </w:r>
+            <w:r>
+              <w:t xml:space="preserve"> </w:t>
+            </w:r>
+            <w:r>
+              <w:t xml:space="preserve">-&gt;</w:t>
+            </w:r>
+            <w:r>
+              <w:t xml:space="preserve"> </w:t>
+            </w:r>
+            <w:r>
+              <w:t xml:space="preserve">“</w:t>
+            </w:r>
+            <w:r>
+              <w:t xml:space="preserve">Run anyway</w:t>
+            </w:r>
+            <w:r>
+              <w:t xml:space="preserve">”</w:t>
+            </w:r>
+            <w:r>
+              <w:t xml:space="preserve"> </w:t>
+            </w:r>
+            <w:r>
+              <w:t xml:space="preserve">(unsigned build)</w:t>
+            </w:r>
+          </w:p>
+        </w:tc>
+      </w:tr>
+      <w:tr>
+        <w:tc>
+          <w:tcPr/>
+          <w:p>
+            <w:pPr>
+              <w:pStyle w:val="Compact"/>
+              <w:jc w:val="left"/>
+            </w:pPr>
+            <w:r>
+              <w:rPr>
+                <w:rStyle w:val="VerbatimChar"/>
+              </w:rPr>
+              <w:t xml:space="preserve">ffmpeg</w:t>
+            </w:r>
+            <w:r>
+              <w:t xml:space="preserve"> </w:t>
+            </w:r>
+            <w:r>
+              <w:t xml:space="preserve">not found</w:t>
+            </w:r>
+          </w:p>
+        </w:tc>
+        <w:tc>
+          <w:tcPr/>
+          <w:p>
+            <w:pPr>
+              <w:pStyle w:val="Compact"/>
+              <w:jc w:val="left"/>
+            </w:pPr>
+            <w:r>
+              <w:t xml:space="preserve">Run</w:t>
+            </w:r>
+            <w:r>
+              <w:t xml:space="preserve"> </w:t>
+            </w:r>
+            <w:r>
+              <w:rPr>
+                <w:rStyle w:val="VerbatimChar"/>
+              </w:rPr>
+              <w:t xml:space="preserve">winget install Gyan.FFmpeg</w:t>
+            </w:r>
+            <w:r>
+              <w:t xml:space="preserve">, then open a new terminal (PATH refresh)</w:t>
+            </w:r>
+          </w:p>
+        </w:tc>
+      </w:tr>
+      <w:tr>
+        <w:tc>
+          <w:tcPr/>
+          <w:p>
+            <w:pPr>
+              <w:pStyle w:val="Compact"/>
+              <w:jc w:val="left"/>
+            </w:pPr>
+            <w:r>
+              <w:t xml:space="preserve">Vosk model errors</w:t>
+            </w:r>
+          </w:p>
+        </w:tc>
+        <w:tc>
+          <w:tcPr/>
+          <w:p>
+            <w:pPr>
+              <w:pStyle w:val="Compact"/>
+              <w:jc w:val="left"/>
+            </w:pPr>
+            <w:r>
+              <w:t xml:space="preserve">Open Settings and download the model, or check</w:t>
+            </w:r>
+            <w:r>
+              <w:t xml:space="preserve"> </w:t>
+            </w:r>
+            <w:r>
+              <w:rPr>
+                <w:rStyle w:val="VerbatimChar"/>
+              </w:rPr>
+              <w:t xml:space="preserve">models\vosk-model-small-en-us-0.15\</w:t>
+            </w:r>
+            <w:r>
+              <w:t xml:space="preserve"> </w:t>
+            </w:r>
+            <w:r>
+              <w:t xml:space="preserve">exists</w:t>
+            </w:r>
+          </w:p>
+        </w:tc>
+      </w:tr>
+      <w:tr>
+        <w:tc>
+          <w:tcPr/>
+          <w:p>
+            <w:pPr>
+              <w:pStyle w:val="Compact"/>
+              <w:jc w:val="left"/>
+            </w:pPr>
+            <w:r>
+              <w:t xml:space="preserve">“</w:t>
+            </w:r>
+            <w:r>
+              <w:t xml:space="preserve">speech-to-text module could not be loaded</w:t>
+            </w:r>
+            <w:r>
+              <w:t xml:space="preserve">”</w:t>
+            </w:r>
+          </w:p>
+        </w:tc>
+        <w:tc>
+          <w:tcPr/>
+          <w:p>
+            <w:pPr>
+              <w:pStyle w:val="Compact"/>
+              <w:jc w:val="left"/>
+            </w:pPr>
+            <w:r>
+              <w:t xml:space="preserve">Standalone: re-download the package (older builds missed the STT deps); Source: run</w:t>
+            </w:r>
+            <w:r>
+              <w:t xml:space="preserve"> </w:t>
+            </w:r>
+            <w:r>
+              <w:rPr>
+                <w:rStyle w:val="VerbatimChar"/>
+              </w:rPr>
+              <w:t xml:space="preserve">pip install -r requirements.txt</w:t>
+            </w:r>
+            <w:r>
+              <w:t xml:space="preserve"> </w:t>
+            </w:r>
+            <w:r>
+              <w:t xml:space="preserve">again</w:t>
+            </w:r>
+          </w:p>
+        </w:tc>
+      </w:tr>
+      <w:tr>
+        <w:tc>
+          <w:tcPr/>
+          <w:p>
+            <w:pPr>
+              <w:pStyle w:val="Compact"/>
+              <w:jc w:val="left"/>
+            </w:pPr>
+            <w:r>
               <w:rPr>
                 <w:rStyle w:val="VerbatimChar"/>
               </w:rPr>
@@ -1427,7 +2240,7 @@
               <w:t xml:space="preserve"> </w:t>
             </w:r>
             <w:r>
-              <w:t xml:space="preserve">not found</w:t>
+              <w:t xml:space="preserve">not found (source install)</w:t>
             </w:r>
           </w:p>
         </w:tc>
@@ -1471,98 +2284,7 @@
               <w:jc w:val="left"/>
             </w:pPr>
             <w:r>
-              <w:rPr>
-                <w:rStyle w:val="VerbatimChar"/>
-              </w:rPr>
-              <w:t xml:space="preserve">ffmpeg</w:t>
-            </w:r>
-            <w:r>
-              <w:t xml:space="preserve"> </w:t>
-            </w:r>
-            <w:r>
-              <w:t xml:space="preserve">not found</w:t>
-            </w:r>
-          </w:p>
-        </w:tc>
-        <w:tc>
-          <w:tcPr/>
-          <w:p>
-            <w:pPr>
-              <w:pStyle w:val="Compact"/>
-              <w:jc w:val="left"/>
-            </w:pPr>
-            <w:r>
-              <w:t xml:space="preserve">Open a new terminal (PATH refresh), or add FFmpeg’s</w:t>
-            </w:r>
-            <w:r>
-              <w:t xml:space="preserve"> </w:t>
-            </w:r>
-            <w:r>
-              <w:rPr>
-                <w:rStyle w:val="VerbatimChar"/>
-              </w:rPr>
-              <w:t xml:space="preserve">bin\</w:t>
-            </w:r>
-            <w:r>
-              <w:t xml:space="preserve"> </w:t>
-            </w:r>
-            <w:r>
-              <w:t xml:space="preserve">folder to PATH manually</w:t>
-            </w:r>
-          </w:p>
-        </w:tc>
-      </w:tr>
-      <w:tr>
-        <w:tc>
-          <w:tcPr/>
-          <w:p>
-            <w:pPr>
-              <w:pStyle w:val="Compact"/>
-              <w:jc w:val="left"/>
-            </w:pPr>
-            <w:r>
-              <w:t xml:space="preserve">Vosk model errors</w:t>
-            </w:r>
-          </w:p>
-        </w:tc>
-        <w:tc>
-          <w:tcPr/>
-          <w:p>
-            <w:pPr>
-              <w:pStyle w:val="Compact"/>
-              <w:jc w:val="left"/>
-            </w:pPr>
-            <w:r>
-              <w:t xml:space="preserve">Check that</w:t>
-            </w:r>
-            <w:r>
-              <w:t xml:space="preserve"> </w:t>
-            </w:r>
-            <w:r>
-              <w:rPr>
-                <w:rStyle w:val="VerbatimChar"/>
-              </w:rPr>
-              <w:t xml:space="preserve">models\vosk-model-small-en-us-0.15\</w:t>
-            </w:r>
-            <w:r>
-              <w:t xml:space="preserve"> </w:t>
-            </w:r>
-            <w:r>
-              <w:t xml:space="preserve">exists and contains model files</w:t>
-            </w:r>
-          </w:p>
-        </w:tc>
-      </w:tr>
-      <w:tr>
-        <w:tc>
-          <w:tcPr/>
-          <w:p>
-            <w:pPr>
-              <w:pStyle w:val="Compact"/>
-              <w:jc w:val="left"/>
-            </w:pPr>
-            <w:r>
-              <w:t xml:space="preserve">GUI won’t start</w:t>
+              <w:t xml:space="preserve">GUI won’t start (source install)</w:t>
             </w:r>
           </w:p>
         </w:tc>
@@ -1595,8 +2317,8 @@
         </w:tc>
       </w:tr>
     </w:tbl>
-    <w:bookmarkEnd w:id="34"/>
-    <w:bookmarkEnd w:id="35"/>
+    <w:bookmarkEnd w:id="37"/>
+    <w:bookmarkEnd w:id="38"/>
     <w:sectPr/>
   </w:body>
 </w:document>
@@ -1898,6 +2620,9 @@
     </w:lvlOverride>
   </w:num>
   <w:num w:numId="1002">
+    <w:abstractNumId w:val="991"/>
+  </w:num>
+  <w:num w:numId="1003">
     <w:abstractNumId w:val="99411"/>
     <w:lvlOverride w:ilvl="0">
       <w:startOverride w:val="1"/>
@@ -1927,7 +2652,37 @@
       <w:startOverride w:val="1"/>
     </w:lvlOverride>
   </w:num>
-  <w:num w:numId="1003">
+  <w:num w:numId="1004">
+    <w:abstractNumId w:val="99411"/>
+    <w:lvlOverride w:ilvl="0">
+      <w:startOverride w:val="1"/>
+    </w:lvlOverride>
+    <w:lvlOverride w:ilvl="1">
+      <w:startOverride w:val="1"/>
+    </w:lvlOverride>
+    <w:lvlOverride w:ilvl="2">
+      <w:startOverride w:val="1"/>
+    </w:lvlOverride>
+    <w:lvlOverride w:ilvl="3">
+      <w:startOverride w:val="1"/>
+    </w:lvlOverride>
+    <w:lvlOverride w:ilvl="4">
+      <w:startOverride w:val="1"/>
+    </w:lvlOverride>
+    <w:lvlOverride w:ilvl="5">
+      <w:startOverride w:val="1"/>
+    </w:lvlOverride>
+    <w:lvlOverride w:ilvl="6">
+      <w:startOverride w:val="1"/>
+    </w:lvlOverride>
+    <w:lvlOverride w:ilvl="7">
+      <w:startOverride w:val="1"/>
+    </w:lvlOverride>
+    <w:lvlOverride w:ilvl="8">
+      <w:startOverride w:val="1"/>
+    </w:lvlOverride>
+  </w:num>
+  <w:num w:numId="1005">
     <w:abstractNumId w:val="991"/>
   </w:num>
 </w:numbering>
